--- a/07_SCI_TUST/Chapter01_前言/Table/表規劃.docx
+++ b/07_SCI_TUST/Chapter01_前言/Table/表規劃.docx
@@ -7,9 +7,9 @@
         <w:rPr>
           <w:rFonts w:ascii="Times New Roman" w:hAnsi="Times New Roman" w:eastAsia="標楷體"/>
           <w:b/>
-          <w:sz w:val="32"/>
+          <w:sz w:val="30"/>
         </w:rPr>
-        <w:t>前言——Table 規劃</w:t>
+        <w:t>前言表規劃</w:t>
       </w:r>
     </w:p>
     <w:p>
@@ -17,9 +17,53 @@
         <w:rPr>
           <w:rFonts w:ascii="Times New Roman" w:hAnsi="Times New Roman" w:eastAsia="標楷體"/>
           <w:b w:val="0"/>
-          <w:sz w:val="24"/>
+          <w:color w:val="008040"/>
+          <w:sz w:val="23"/>
         </w:rPr>
-        <w:t>Table 1 文獻案例彙編：8 欄中性矩陣（Author/Case/Lithology/Model/Method/Focus/Issue/Highlight），約 10–12 列；不含 this study 行。</w:t>
+        <w:t>表1</w:t>
+      </w:r>
+      <w:r>
+        <w:rPr>
+          <w:rFonts w:ascii="Times New Roman" w:hAnsi="Times New Roman" w:eastAsia="標楷體"/>
+          <w:b w:val="0"/>
+          <w:sz w:val="23"/>
+        </w:rPr>
+        <w:t xml:space="preserve"> 文獻案例彙編：8 欄中性矩陣（Author/Case/Lithology/Model/Method/Focus/Issue/Highlight）約 10–12 列，置於 P2/P3 間；不含 this study 行（前作教訓）；最後一欄可仿 </w:t>
+      </w:r>
+      <w:r>
+        <w:rPr>
+          <w:rFonts w:ascii="Times New Roman" w:hAnsi="Times New Roman" w:eastAsia="標楷體"/>
+          <w:b w:val="0"/>
+          <w:color w:val="1F4EC8"/>
+          <w:sz w:val="23"/>
+        </w:rPr>
+        <w:t>(Paraskevopoulou &amp; Diederichs, 2018)</w:t>
+      </w:r>
+      <w:r>
+        <w:rPr>
+          <w:rFonts w:ascii="Times New Roman" w:hAnsi="Times New Roman" w:eastAsia="標楷體"/>
+          <w:b w:val="0"/>
+          <w:sz w:val="23"/>
+        </w:rPr>
+        <w:t xml:space="preserve"> 讓表兼當缺口證據（皆未考慮水位循環）。</w:t>
+      </w:r>
+      <w:r>
+        <w:rPr>
+          <w:rFonts w:ascii="Times New Roman" w:hAnsi="Times New Roman" w:eastAsia="標楷體"/>
+          <w:b w:val="0"/>
+          <w:sz w:val="23"/>
+        </w:rPr>
+        <w:t xml:space="preserve">　</w:t>
+      </w:r>
+      <w:r>
+        <w:rPr>
+          <w:rFonts w:ascii="Times New Roman" w:hAnsi="Times New Roman" w:eastAsia="標楷體"/>
+          <w:b w:val="0"/>
+          <w:color w:val="000000"/>
+          <w:sz w:val="21"/>
+          <w:highlight w:val="yellow"/>
+        </w:rPr>
+        <w:t>【重點：表格代勞文獻回顧＋兼當缺口證據】</w:t>
       </w:r>
     </w:p>
     <w:sectPr>
